--- a/docs/relatorio/Relatorio_Parcial_PI2.docx
+++ b/docs/relatorio/Relatorio_Parcial_PI2.docx
@@ -622,7 +622,7 @@
         <w:pStyle w:val="fResumoReferncias"/>
       </w:pPr>
       <w:r>
-        <w:t>A dengue é um problema recorrente de saúde pública no Brasil, e Marília-SP declarou situação de emergência por epidemia da doença em fevereiro de 2025. Embora existam dados abertos de vigilância de arboviroses, eles são pouco acessíveis ao cidadão e a gestores sem formação técnica. Este trabalho tem como objetivo desenvolver um painel web acessível que disponibilize indicadores epidemiológicos da dengue em Marília e analise a relação entre variáveis climáticas e incidência. A metodologia combinou pesquisa documental, análise exploratória de dados e desenvolvimento de software orientado a testes. A solução consome a API pública do InfoDengue, armazena a série semanal em PostgreSQL, expõe uma API REST própria construída com Express e apresenta gráficos acompanhados de tabelas equivalentes para leitores de tela. Sobre 90 semanas epidemiológicas reais (2025 a 2026) foram registrados 36.937 casos, com pico de 2.925 casos na semana 10 de 2025 e 24,4% do período em nível vermelho de alerta. Observou-se correlação positiva moderada entre temperatura e incidência, mais forte para a temperatura mínima (r = 0,474), sem defasagem preferencial distinguível entre 0 e 6 semanas. O protótipo funciona ponta a ponta com dados reais e conta com 83 testes automatizados. Conclui-se, de forma preliminar, que o painel torna o dado aberto legível e que a relação clima–incidência deve ser apresentada como associação descritiva, e não como previsão.</w:t>
+        <w:t>A dengue é um problema recorrente de saúde pública no Brasil, e Marília-SP declarou situação de emergência por epidemia da doença em fevereiro de 2025. Embora existam dados abertos de vigilância de arboviroses, eles são pouco acessíveis ao cidadão e a gestores sem formação técnica. Este trabalho tem como objetivo desenvolver um painel web acessível que disponibilize indicadores epidemiológicos da dengue em Marília e analise a relação entre variáveis climáticas e incidência. A metodologia combinou pesquisa documental, análise exploratória de dados e desenvolvimento de software orientado a testes. A solução consome a API pública do InfoDengue, armazena a série semanal em PostgreSQL, expõe uma API REST própria construída com Express e apresenta gráficos acompanhados de tabelas equivalentes para leitores de tela. Sobre 90 semanas epidemiológicas reais (2025 a 2026) foram registrados 36.937 casos, com pico de 2.925 casos na semana 10 de 2025 e 24,4% do período em nível vermelho de alerta. Observou-se correlação positiva moderada entre temperatura e incidência, mais forte para a temperatura mínima (r = 0,474), sem defasagem preferencial distinguível entre 0 e 6 semanas. O protótipo funciona ponta a ponta com dados reais e conta com 86 testes automatizados. Conclui-se, de forma preliminar, que o painel torna o dado aberto legível e que a relação clima–incidência deve ser apresentada como associação descritiva, e não como previsão.</w:t>
       </w:r>
     </w:p>
     <w:p>
@@ -693,7 +693,7 @@
       <w:r>
         <w:fldChar w:fldCharType="separate"/>
       </w:r>
-      <w:hyperlink w:anchor="_Toc241560809" w:history="1">
+      <w:hyperlink w:anchor="_Toc241561154" w:history="1">
         <w:r>
           <w:rPr>
             <w:rStyle w:val="Hyperlink"/>
@@ -720,7 +720,7 @@
             <w:noProof/>
             <w:webHidden/>
           </w:rPr>
-          <w:instrText xml:space="preserve"> PAGEREF _Toc241560809 \h </w:instrText>
+          <w:instrText xml:space="preserve"> PAGEREF _Toc241561154 \h </w:instrText>
         </w:r>
         <w:r>
           <w:rPr>
@@ -764,7 +764,7 @@
           <w14:ligatures w14:val="standardContextual"/>
         </w:rPr>
       </w:pPr>
-      <w:hyperlink w:anchor="_Toc241560810" w:history="1">
+      <w:hyperlink w:anchor="_Toc241561155" w:history="1">
         <w:r>
           <w:rPr>
             <w:rStyle w:val="Hyperlink"/>
@@ -791,7 +791,7 @@
             <w:noProof/>
             <w:webHidden/>
           </w:rPr>
-          <w:instrText xml:space="preserve"> PAGEREF _Toc241560810 \h </w:instrText>
+          <w:instrText xml:space="preserve"> PAGEREF _Toc241561155 \h </w:instrText>
         </w:r>
         <w:r>
           <w:rPr>
@@ -835,7 +835,7 @@
           <w14:ligatures w14:val="standardContextual"/>
         </w:rPr>
       </w:pPr>
-      <w:hyperlink w:anchor="_Toc241560811" w:history="1">
+      <w:hyperlink w:anchor="_Toc241561156" w:history="1">
         <w:r>
           <w:rPr>
             <w:rStyle w:val="Hyperlink"/>
@@ -862,7 +862,7 @@
             <w:noProof/>
             <w:webHidden/>
           </w:rPr>
-          <w:instrText xml:space="preserve"> PAGEREF _Toc241560811 \h </w:instrText>
+          <w:instrText xml:space="preserve"> PAGEREF _Toc241561156 \h </w:instrText>
         </w:r>
         <w:r>
           <w:rPr>
@@ -906,7 +906,7 @@
           <w14:ligatures w14:val="standardContextual"/>
         </w:rPr>
       </w:pPr>
-      <w:hyperlink w:anchor="_Toc241560812" w:history="1">
+      <w:hyperlink w:anchor="_Toc241561157" w:history="1">
         <w:r>
           <w:rPr>
             <w:rStyle w:val="Hyperlink"/>
@@ -933,7 +933,7 @@
             <w:noProof/>
             <w:webHidden/>
           </w:rPr>
-          <w:instrText xml:space="preserve"> PAGEREF _Toc241560812 \h </w:instrText>
+          <w:instrText xml:space="preserve"> PAGEREF _Toc241561157 \h </w:instrText>
         </w:r>
         <w:r>
           <w:rPr>
@@ -977,7 +977,7 @@
           <w14:ligatures w14:val="standardContextual"/>
         </w:rPr>
       </w:pPr>
-      <w:hyperlink w:anchor="_Toc241560813" w:history="1">
+      <w:hyperlink w:anchor="_Toc241561158" w:history="1">
         <w:r>
           <w:rPr>
             <w:rStyle w:val="Hyperlink"/>
@@ -1004,7 +1004,7 @@
             <w:noProof/>
             <w:webHidden/>
           </w:rPr>
-          <w:instrText xml:space="preserve"> PAGEREF _Toc241560813 \h </w:instrText>
+          <w:instrText xml:space="preserve"> PAGEREF _Toc241561158 \h </w:instrText>
         </w:r>
         <w:r>
           <w:rPr>
@@ -1096,7 +1096,7 @@
       <w:r>
         <w:fldChar w:fldCharType="separate"/>
       </w:r>
-      <w:hyperlink w:anchor="_Toc241560814" w:history="1">
+      <w:hyperlink w:anchor="_Toc241561159" w:history="1">
         <w:r>
           <w:rPr>
             <w:rStyle w:val="Hyperlink"/>
@@ -1123,7 +1123,7 @@
             <w:noProof/>
             <w:webHidden/>
           </w:rPr>
-          <w:instrText xml:space="preserve"> PAGEREF _Toc241560814 \h </w:instrText>
+          <w:instrText xml:space="preserve"> PAGEREF _Toc241561159 \h </w:instrText>
         </w:r>
         <w:r>
           <w:rPr>
@@ -1167,7 +1167,7 @@
           <w14:ligatures w14:val="standardContextual"/>
         </w:rPr>
       </w:pPr>
-      <w:hyperlink w:anchor="_Toc241560815" w:history="1">
+      <w:hyperlink w:anchor="_Toc241561160" w:history="1">
         <w:r>
           <w:rPr>
             <w:rStyle w:val="Hyperlink"/>
@@ -1194,7 +1194,7 @@
             <w:noProof/>
             <w:webHidden/>
           </w:rPr>
-          <w:instrText xml:space="preserve"> PAGEREF _Toc241560815 \h </w:instrText>
+          <w:instrText xml:space="preserve"> PAGEREF _Toc241561160 \h </w:instrText>
         </w:r>
         <w:r>
           <w:rPr>
@@ -1238,7 +1238,7 @@
           <w14:ligatures w14:val="standardContextual"/>
         </w:rPr>
       </w:pPr>
-      <w:hyperlink w:anchor="_Toc241560816" w:history="1">
+      <w:hyperlink w:anchor="_Toc241561161" w:history="1">
         <w:r>
           <w:rPr>
             <w:rStyle w:val="Hyperlink"/>
@@ -1265,7 +1265,7 @@
             <w:noProof/>
             <w:webHidden/>
           </w:rPr>
-          <w:instrText xml:space="preserve"> PAGEREF _Toc241560816 \h </w:instrText>
+          <w:instrText xml:space="preserve"> PAGEREF _Toc241561161 \h </w:instrText>
         </w:r>
         <w:r>
           <w:rPr>
@@ -1309,7 +1309,7 @@
           <w14:ligatures w14:val="standardContextual"/>
         </w:rPr>
       </w:pPr>
-      <w:hyperlink w:anchor="_Toc241560817" w:history="1">
+      <w:hyperlink w:anchor="_Toc241561162" w:history="1">
         <w:r>
           <w:rPr>
             <w:rStyle w:val="Hyperlink"/>
@@ -1336,7 +1336,7 @@
             <w:noProof/>
             <w:webHidden/>
           </w:rPr>
-          <w:instrText xml:space="preserve"> PAGEREF _Toc241560817 \h </w:instrText>
+          <w:instrText xml:space="preserve"> PAGEREF _Toc241561162 \h </w:instrText>
         </w:r>
         <w:r>
           <w:rPr>
@@ -1380,7 +1380,7 @@
           <w14:ligatures w14:val="standardContextual"/>
         </w:rPr>
       </w:pPr>
-      <w:hyperlink w:anchor="_Toc241560818" w:history="1">
+      <w:hyperlink w:anchor="_Toc241561163" w:history="1">
         <w:r>
           <w:rPr>
             <w:rStyle w:val="Hyperlink"/>
@@ -1407,7 +1407,7 @@
             <w:noProof/>
             <w:webHidden/>
           </w:rPr>
-          <w:instrText xml:space="preserve"> PAGEREF _Toc241560818 \h </w:instrText>
+          <w:instrText xml:space="preserve"> PAGEREF _Toc241561163 \h </w:instrText>
         </w:r>
         <w:r>
           <w:rPr>
@@ -1506,7 +1506,7 @@
       <w:r>
         <w:fldChar w:fldCharType="separate"/>
       </w:r>
-      <w:hyperlink w:anchor="_Toc241560800" w:history="1">
+      <w:hyperlink w:anchor="_Toc241561145" w:history="1">
         <w:r>
           <w:rPr>
             <w:rStyle w:val="Hyperlink"/>
@@ -1533,7 +1533,7 @@
             <w:noProof/>
             <w:webHidden/>
           </w:rPr>
-          <w:instrText xml:space="preserve"> PAGEREF _Toc241560800 \h </w:instrText>
+          <w:instrText xml:space="preserve"> PAGEREF _Toc241561145 \h </w:instrText>
         </w:r>
         <w:r>
           <w:rPr>
@@ -1576,7 +1576,7 @@
           <w14:ligatures w14:val="standardContextual"/>
         </w:rPr>
       </w:pPr>
-      <w:hyperlink w:anchor="_Toc241560801" w:history="1">
+      <w:hyperlink w:anchor="_Toc241561146" w:history="1">
         <w:r>
           <w:rPr>
             <w:rStyle w:val="Hyperlink"/>
@@ -1603,7 +1603,7 @@
             <w:noProof/>
             <w:webHidden/>
           </w:rPr>
-          <w:instrText xml:space="preserve"> PAGEREF _Toc241560801 \h </w:instrText>
+          <w:instrText xml:space="preserve"> PAGEREF _Toc241561146 \h </w:instrText>
         </w:r>
         <w:r>
           <w:rPr>
@@ -1644,7 +1644,7 @@
           <w14:ligatures w14:val="standardContextual"/>
         </w:rPr>
       </w:pPr>
-      <w:hyperlink w:anchor="_Toc241560802" w:history="1">
+      <w:hyperlink w:anchor="_Toc241561147" w:history="1">
         <w:r>
           <w:rPr>
             <w:rStyle w:val="Hyperlink"/>
@@ -1671,7 +1671,7 @@
             <w:noProof/>
             <w:webHidden/>
           </w:rPr>
-          <w:instrText xml:space="preserve"> PAGEREF _Toc241560802 \h </w:instrText>
+          <w:instrText xml:space="preserve"> PAGEREF _Toc241561147 \h </w:instrText>
         </w:r>
         <w:r>
           <w:rPr>
@@ -1712,7 +1712,7 @@
           <w14:ligatures w14:val="standardContextual"/>
         </w:rPr>
       </w:pPr>
-      <w:hyperlink w:anchor="_Toc241560803" w:history="1">
+      <w:hyperlink w:anchor="_Toc241561148" w:history="1">
         <w:r>
           <w:rPr>
             <w:rStyle w:val="Hyperlink"/>
@@ -1739,7 +1739,7 @@
             <w:noProof/>
             <w:webHidden/>
           </w:rPr>
-          <w:instrText xml:space="preserve"> PAGEREF _Toc241560803 \h </w:instrText>
+          <w:instrText xml:space="preserve"> PAGEREF _Toc241561148 \h </w:instrText>
         </w:r>
         <w:r>
           <w:rPr>
@@ -1780,7 +1780,7 @@
           <w14:ligatures w14:val="standardContextual"/>
         </w:rPr>
       </w:pPr>
-      <w:hyperlink w:anchor="_Toc241560804" w:history="1">
+      <w:hyperlink w:anchor="_Toc241561149" w:history="1">
         <w:r>
           <w:rPr>
             <w:rStyle w:val="Hyperlink"/>
@@ -1807,7 +1807,7 @@
             <w:noProof/>
             <w:webHidden/>
           </w:rPr>
-          <w:instrText xml:space="preserve"> PAGEREF _Toc241560804 \h </w:instrText>
+          <w:instrText xml:space="preserve"> PAGEREF _Toc241561149 \h </w:instrText>
         </w:r>
         <w:r>
           <w:rPr>
@@ -1848,7 +1848,7 @@
           <w14:ligatures w14:val="standardContextual"/>
         </w:rPr>
       </w:pPr>
-      <w:hyperlink w:anchor="_Toc241560805" w:history="1">
+      <w:hyperlink w:anchor="_Toc241561150" w:history="1">
         <w:r>
           <w:rPr>
             <w:rStyle w:val="Hyperlink"/>
@@ -1875,7 +1875,7 @@
             <w:noProof/>
             <w:webHidden/>
           </w:rPr>
-          <w:instrText xml:space="preserve"> PAGEREF _Toc241560805 \h </w:instrText>
+          <w:instrText xml:space="preserve"> PAGEREF _Toc241561150 \h </w:instrText>
         </w:r>
         <w:r>
           <w:rPr>
@@ -1916,7 +1916,7 @@
           <w14:ligatures w14:val="standardContextual"/>
         </w:rPr>
       </w:pPr>
-      <w:hyperlink w:anchor="_Toc241560806" w:history="1">
+      <w:hyperlink w:anchor="_Toc241561151" w:history="1">
         <w:r>
           <w:rPr>
             <w:rStyle w:val="Hyperlink"/>
@@ -1943,7 +1943,7 @@
             <w:noProof/>
             <w:webHidden/>
           </w:rPr>
-          <w:instrText xml:space="preserve"> PAGEREF _Toc241560806 \h </w:instrText>
+          <w:instrText xml:space="preserve"> PAGEREF _Toc241561151 \h </w:instrText>
         </w:r>
         <w:r>
           <w:rPr>
@@ -1986,7 +1986,7 @@
           <w14:ligatures w14:val="standardContextual"/>
         </w:rPr>
       </w:pPr>
-      <w:hyperlink w:anchor="_Toc241560807" w:history="1">
+      <w:hyperlink w:anchor="_Toc241561152" w:history="1">
         <w:r>
           <w:rPr>
             <w:rStyle w:val="Hyperlink"/>
@@ -2013,7 +2013,7 @@
             <w:noProof/>
             <w:webHidden/>
           </w:rPr>
-          <w:instrText xml:space="preserve"> PAGEREF _Toc241560807 \h </w:instrText>
+          <w:instrText xml:space="preserve"> PAGEREF _Toc241561152 \h </w:instrText>
         </w:r>
         <w:r>
           <w:rPr>
@@ -2056,7 +2056,7 @@
           <w14:ligatures w14:val="standardContextual"/>
         </w:rPr>
       </w:pPr>
-      <w:hyperlink w:anchor="_Toc241560808" w:history="1">
+      <w:hyperlink w:anchor="_Toc241561153" w:history="1">
         <w:r>
           <w:rPr>
             <w:rStyle w:val="Hyperlink"/>
@@ -2083,7 +2083,7 @@
             <w:noProof/>
             <w:webHidden/>
           </w:rPr>
-          <w:instrText xml:space="preserve"> PAGEREF _Toc241560808 \h </w:instrText>
+          <w:instrText xml:space="preserve"> PAGEREF _Toc241561153 \h </w:instrText>
         </w:r>
         <w:r>
           <w:rPr>
@@ -2132,7 +2132,7 @@
       <w:pPr>
         <w:pStyle w:val="1ttulonivel1"/>
       </w:pPr>
-      <w:bookmarkStart w:id="0" w:name="_Toc241560800"/>
+      <w:bookmarkStart w:id="0" w:name="_Toc241561145"/>
       <w:r>
         <w:lastRenderedPageBreak/>
         <w:t>1 Introdução</w:t>
@@ -2202,7 +2202,7 @@
       <w:pPr>
         <w:pStyle w:val="1ttulonivel1"/>
       </w:pPr>
-      <w:bookmarkStart w:id="1" w:name="_Toc241560801"/>
+      <w:bookmarkStart w:id="1" w:name="_Toc241561146"/>
       <w:r>
         <w:lastRenderedPageBreak/>
         <w:t>2 Desenvolvimento</w:t>
@@ -2213,7 +2213,7 @@
       <w:pPr>
         <w:pStyle w:val="2ttulonivel2"/>
       </w:pPr>
-      <w:bookmarkStart w:id="2" w:name="_Toc241560802"/>
+      <w:bookmarkStart w:id="2" w:name="_Toc241561147"/>
       <w:r>
         <w:t>2.1 Objetivos</w:t>
       </w:r>
@@ -2288,7 +2288,7 @@
       <w:pPr>
         <w:pStyle w:val="2ttulonivel2"/>
       </w:pPr>
-      <w:bookmarkStart w:id="3" w:name="_Toc241560803"/>
+      <w:bookmarkStart w:id="3" w:name="_Toc241561148"/>
       <w:r>
         <w:t>2.2 Justificativa e delimitação do problema</w:t>
       </w:r>
@@ -2378,7 +2378,7 @@
       <w:pPr>
         <w:pStyle w:val="2ttulonivel2"/>
       </w:pPr>
-      <w:bookmarkStart w:id="4" w:name="_Toc241560804"/>
+      <w:bookmarkStart w:id="4" w:name="_Toc241561149"/>
       <w:r>
         <w:t>2.3 Fundamentação teórica</w:t>
       </w:r>
@@ -2504,7 +2504,7 @@
       <w:pPr>
         <w:pStyle w:val="2ttulonivel2"/>
       </w:pPr>
-      <w:bookmarkStart w:id="5" w:name="_Toc241560805"/>
+      <w:bookmarkStart w:id="5" w:name="_Toc241561150"/>
       <w:r>
         <w:lastRenderedPageBreak/>
         <w:t>2.4 Metodologia</w:t>
@@ -2584,7 +2584,7 @@
         <w:spacing w:after="80" w:line="240" w:lineRule="auto"/>
         <w:jc w:val="left"/>
       </w:pPr>
-      <w:bookmarkStart w:id="6" w:name="_Toc241560814"/>
+      <w:bookmarkStart w:id="6" w:name="_Toc241561159"/>
       <w:r>
         <w:rPr>
           <w:sz w:val="20"/>
@@ -3172,7 +3172,7 @@
         <w:spacing w:after="80" w:line="240" w:lineRule="auto"/>
         <w:jc w:val="center"/>
       </w:pPr>
-      <w:bookmarkStart w:id="7" w:name="_Toc241560809"/>
+      <w:bookmarkStart w:id="7" w:name="_Toc241561154"/>
       <w:r>
         <w:rPr>
           <w:sz w:val="20"/>
@@ -3220,7 +3220,7 @@
           <w:noProof/>
         </w:rPr>
         <w:drawing>
-          <wp:inline distT="0" distB="0" distL="0" distR="0" wp14:anchorId="15C52DF1" wp14:editId="48802947">
+          <wp:inline distT="0" distB="0" distL="0" distR="0" wp14:anchorId="32F25688" wp14:editId="15EE5B94">
             <wp:extent cx="5760000" cy="1958400"/>
             <wp:effectExtent l="0" t="0" r="0" b="0"/>
             <wp:docPr id="1" name="Picture 1"/>
@@ -3293,7 +3293,7 @@
         <w:spacing w:after="80" w:line="240" w:lineRule="auto"/>
         <w:jc w:val="left"/>
       </w:pPr>
-      <w:bookmarkStart w:id="8" w:name="_Toc241560815"/>
+      <w:bookmarkStart w:id="8" w:name="_Toc241561160"/>
       <w:r>
         <w:rPr>
           <w:sz w:val="20"/>
@@ -3809,7 +3809,7 @@
       <w:pPr>
         <w:pStyle w:val="2ttulonivel2"/>
       </w:pPr>
-      <w:bookmarkStart w:id="9" w:name="_Toc241560806"/>
+      <w:bookmarkStart w:id="9" w:name="_Toc241561151"/>
       <w:r>
         <w:t>2.5 Resultados preliminares: solução inicial</w:t>
       </w:r>
@@ -3867,7 +3867,7 @@
         <w:spacing w:after="80" w:line="240" w:lineRule="auto"/>
         <w:jc w:val="center"/>
       </w:pPr>
-      <w:bookmarkStart w:id="10" w:name="_Toc241560810"/>
+      <w:bookmarkStart w:id="10" w:name="_Toc241561155"/>
       <w:r>
         <w:rPr>
           <w:sz w:val="20"/>
@@ -3916,7 +3916,7 @@
           <w:noProof/>
         </w:rPr>
         <w:drawing>
-          <wp:inline distT="0" distB="0" distL="0" distR="0" wp14:anchorId="77BC6181" wp14:editId="10F59477">
+          <wp:inline distT="0" distB="0" distL="0" distR="0" wp14:anchorId="743BEAC5" wp14:editId="39AA75A3">
             <wp:extent cx="5220000" cy="5167800"/>
             <wp:effectExtent l="0" t="0" r="0" b="0"/>
             <wp:docPr id="2" name="Picture 2"/>
@@ -3980,7 +3980,7 @@
         <w:spacing w:after="80" w:line="240" w:lineRule="auto"/>
         <w:jc w:val="left"/>
       </w:pPr>
-      <w:bookmarkStart w:id="11" w:name="_Toc241560816"/>
+      <w:bookmarkStart w:id="11" w:name="_Toc241561161"/>
       <w:r>
         <w:rPr>
           <w:sz w:val="20"/>
@@ -4524,7 +4524,7 @@
         <w:spacing w:after="80" w:line="240" w:lineRule="auto"/>
         <w:jc w:val="center"/>
       </w:pPr>
-      <w:bookmarkStart w:id="12" w:name="_Toc241560811"/>
+      <w:bookmarkStart w:id="12" w:name="_Toc241561156"/>
       <w:r>
         <w:rPr>
           <w:sz w:val="20"/>
@@ -4572,7 +4572,7 @@
           <w:noProof/>
         </w:rPr>
         <w:drawing>
-          <wp:inline distT="0" distB="0" distL="0" distR="0" wp14:anchorId="384D63C9" wp14:editId="0BF9E599">
+          <wp:inline distT="0" distB="0" distL="0" distR="0" wp14:anchorId="5B6FC19C" wp14:editId="69635DE1">
             <wp:extent cx="5220000" cy="4123800"/>
             <wp:effectExtent l="0" t="0" r="0" b="0"/>
             <wp:docPr id="3" name="Picture 3"/>
@@ -4628,7 +4628,7 @@
         <w:spacing w:after="80" w:line="240" w:lineRule="auto"/>
         <w:jc w:val="left"/>
       </w:pPr>
-      <w:bookmarkStart w:id="13" w:name="_Toc241560817"/>
+      <w:bookmarkStart w:id="13" w:name="_Toc241561162"/>
       <w:r>
         <w:rPr>
           <w:sz w:val="20"/>
@@ -5107,7 +5107,7 @@
         <w:spacing w:after="80" w:line="240" w:lineRule="auto"/>
         <w:jc w:val="left"/>
       </w:pPr>
-      <w:bookmarkStart w:id="14" w:name="_Toc241560818"/>
+      <w:bookmarkStart w:id="14" w:name="_Toc241561163"/>
       <w:r>
         <w:rPr>
           <w:sz w:val="20"/>
@@ -5666,7 +5666,7 @@
         <w:spacing w:after="80" w:line="240" w:lineRule="auto"/>
         <w:jc w:val="center"/>
       </w:pPr>
-      <w:bookmarkStart w:id="15" w:name="_Toc241560812"/>
+      <w:bookmarkStart w:id="15" w:name="_Toc241561157"/>
       <w:r>
         <w:rPr>
           <w:sz w:val="20"/>
@@ -5714,7 +5714,7 @@
           <w:noProof/>
         </w:rPr>
         <w:drawing>
-          <wp:inline distT="0" distB="0" distL="0" distR="0" wp14:anchorId="0CE9CE51" wp14:editId="009CA197">
+          <wp:inline distT="0" distB="0" distL="0" distR="0" wp14:anchorId="24156345" wp14:editId="638E226F">
             <wp:extent cx="5400000" cy="2835000"/>
             <wp:effectExtent l="0" t="0" r="0" b="0"/>
             <wp:docPr id="4" name="Picture 4"/>
@@ -5811,7 +5811,7 @@
         <w:spacing w:after="80" w:line="240" w:lineRule="auto"/>
         <w:jc w:val="center"/>
       </w:pPr>
-      <w:bookmarkStart w:id="16" w:name="_Toc241560813"/>
+      <w:bookmarkStart w:id="16" w:name="_Toc241561158"/>
       <w:r>
         <w:rPr>
           <w:sz w:val="20"/>
@@ -5859,7 +5859,7 @@
           <w:noProof/>
         </w:rPr>
         <w:drawing>
-          <wp:inline distT="0" distB="0" distL="0" distR="0" wp14:anchorId="13EFDF1F" wp14:editId="744F63C1">
+          <wp:inline distT="0" distB="0" distL="0" distR="0" wp14:anchorId="5ECBEA64" wp14:editId="4FEBF803">
             <wp:extent cx="5220000" cy="3680100"/>
             <wp:effectExtent l="0" t="0" r="0" b="0"/>
             <wp:docPr id="5" name="Picture 5"/>
@@ -5919,14 +5919,17 @@
         <w:t>Resultado da etapa implementar.</w:t>
       </w:r>
       <w:r>
-        <w:t xml:space="preserve"> A solução conta com 83 testes automatizados. A cobertura das camadas de análise de dados e de API é de 100% das linhas e funções, acima da meta de 80% definida no projeto. Os testes de acessibilidade com axe-core não apontaram violações das regras A e AA sobre a estrutura da página e sobre cada tabela gerada. É preciso registrar o alcance dessa verificação: o axe-core, executado sem renderização gráfica, não avalia o contraste de cores, e por isso a conformidade completa com a WCAG 2.1 AA ainda não pode </w:t>
+        <w:t xml:space="preserve"> A solução conta com 86 testes automatizados. A cobertura das camadas de análise de dados e de API é de 100% das linhas e funções, acima da meta de 80% definida no projeto. A acessibilidade foi verificada em dois níveis. Na suíte de testes, o axe-core não apontou violações das regras A e AA sobre a estrutura da página e sobre cada tabela gerada; como essa execução ocorre sem renderização gráfica, ela não avalia contraste. Por isso, a página já renderizada no navegador, com dados reais e todas as tabelas abe</w:t>
+      </w:r>
+      <w:r>
+        <w:t xml:space="preserve">rtas, foi </w:t>
       </w:r>
       <w:r>
         <w:lastRenderedPageBreak/>
-        <w:t>se</w:t>
-      </w:r>
-      <w:r>
-        <w:t>r afirmada; o contraste será verificado no navegador na próxima etapa. O código está versionado em Git desde o início, com 31 registros (</w:t>
+        <w:t>verificada com o axe-core (regras WCAG 2.0 e 2.1, níveis A e AA), sem violações, e complementada por medição direta: todos os textos têm contraste entre 7,2:1 e 17,4:1 (o mínimo AA é 4,5:1) e as cores dos gráficos têm no mínimo 4,9:1 contra o fundo (o mínimo para elementos não textuais é 3:1). A navegação por teclado foi testada: há link para pular ao conteúdo, os botões de tabela funcionam com a tecla Enter e informam o estado aberto ou fechado ao leitor de tela, e o foco tem contorno visível. Em</w:t>
+      </w:r>
+      <w:r>
+        <w:t xml:space="preserve"> tela de celular (375 pixels) não há rolagem horizontal. Ferramentas automáticas não substituem o teste com usuários de tecnologia assistiva, que será buscado na aplicação do questionário. O código está versionado em Git desde o início, com 35 registros (</w:t>
       </w:r>
       <w:r>
         <w:rPr>
@@ -5949,14 +5952,14 @@
         <w:t>Próximos passos.</w:t>
       </w:r>
       <w:r>
-        <w:t xml:space="preserve"> Até a entrega final estão previstos: (a) publicação do repositório no GitHub e do painel no Render, com banco no Neon; (b) aplicação do questionário do Apêndice A a moradores e profissionais de saúde, para avaliar a compreensão do painel e coletar sugestões; (c) verificação de contraste e navegação por teclado no navegador; e (d) incorporação das devolutivas ao painel e ao relatório final.</w:t>
+        <w:t xml:space="preserve"> Até a entrega final estão previstos: (a) publicação do repositório no GitHub e do painel no Render, com banco no Neon; (b) aplicação do questionário do Apêndice A a moradores e profissionais de saúde, para avaliar a compreensão do painel e coletar sugestões; (c) teste do painel com leitor de tela (NVDA); e (d) incorporação das devolutivas ao painel e ao relatório final.</w:t>
       </w:r>
     </w:p>
     <w:p>
       <w:pPr>
         <w:pStyle w:val="1ttulonivel1"/>
       </w:pPr>
-      <w:bookmarkStart w:id="17" w:name="_Toc241560807"/>
+      <w:bookmarkStart w:id="17" w:name="_Toc241561152"/>
       <w:r>
         <w:lastRenderedPageBreak/>
         <w:t>Referências</w:t>
@@ -6223,7 +6226,7 @@
       <w:pPr>
         <w:pStyle w:val="1ttulonivel1"/>
       </w:pPr>
-      <w:bookmarkStart w:id="18" w:name="_Toc241560808"/>
+      <w:bookmarkStart w:id="18" w:name="_Toc241561153"/>
       <w:r>
         <w:lastRenderedPageBreak/>
         <w:t>Apêndice A – Questionário de avaliação do painel</w:t>
@@ -8874,7 +8877,7 @@
     <w:next w:val="Normal"/>
     <w:uiPriority w:val="99"/>
     <w:unhideWhenUsed/>
-    <w:rsid w:val="00423D7A"/>
+    <w:rsid w:val="00A54E3E"/>
   </w:style>
 </w:styles>
 </file>

--- a/docs/relatorio/Relatorio_Parcial_PI2.docx
+++ b/docs/relatorio/Relatorio_Parcial_PI2.docx
@@ -693,7 +693,7 @@
       <w:r>
         <w:fldChar w:fldCharType="separate"/>
       </w:r>
-      <w:hyperlink w:anchor="_Toc241561154" w:history="1">
+      <w:hyperlink w:anchor="_Toc241604120" w:history="1">
         <w:r>
           <w:rPr>
             <w:rStyle w:val="Hyperlink"/>
@@ -720,7 +720,7 @@
             <w:noProof/>
             <w:webHidden/>
           </w:rPr>
-          <w:instrText xml:space="preserve"> PAGEREF _Toc241561154 \h </w:instrText>
+          <w:instrText xml:space="preserve"> PAGEREF _Toc241604120 \h </w:instrText>
         </w:r>
         <w:r>
           <w:rPr>
@@ -764,7 +764,7 @@
           <w14:ligatures w14:val="standardContextual"/>
         </w:rPr>
       </w:pPr>
-      <w:hyperlink w:anchor="_Toc241561155" w:history="1">
+      <w:hyperlink w:anchor="_Toc241604121" w:history="1">
         <w:r>
           <w:rPr>
             <w:rStyle w:val="Hyperlink"/>
@@ -791,7 +791,7 @@
             <w:noProof/>
             <w:webHidden/>
           </w:rPr>
-          <w:instrText xml:space="preserve"> PAGEREF _Toc241561155 \h </w:instrText>
+          <w:instrText xml:space="preserve"> PAGEREF _Toc241604121 \h </w:instrText>
         </w:r>
         <w:r>
           <w:rPr>
@@ -835,7 +835,7 @@
           <w14:ligatures w14:val="standardContextual"/>
         </w:rPr>
       </w:pPr>
-      <w:hyperlink w:anchor="_Toc241561156" w:history="1">
+      <w:hyperlink w:anchor="_Toc241604122" w:history="1">
         <w:r>
           <w:rPr>
             <w:rStyle w:val="Hyperlink"/>
@@ -862,7 +862,7 @@
             <w:noProof/>
             <w:webHidden/>
           </w:rPr>
-          <w:instrText xml:space="preserve"> PAGEREF _Toc241561156 \h </w:instrText>
+          <w:instrText xml:space="preserve"> PAGEREF _Toc241604122 \h </w:instrText>
         </w:r>
         <w:r>
           <w:rPr>
@@ -906,7 +906,7 @@
           <w14:ligatures w14:val="standardContextual"/>
         </w:rPr>
       </w:pPr>
-      <w:hyperlink w:anchor="_Toc241561157" w:history="1">
+      <w:hyperlink w:anchor="_Toc241604123" w:history="1">
         <w:r>
           <w:rPr>
             <w:rStyle w:val="Hyperlink"/>
@@ -933,7 +933,7 @@
             <w:noProof/>
             <w:webHidden/>
           </w:rPr>
-          <w:instrText xml:space="preserve"> PAGEREF _Toc241561157 \h </w:instrText>
+          <w:instrText xml:space="preserve"> PAGEREF _Toc241604123 \h </w:instrText>
         </w:r>
         <w:r>
           <w:rPr>
@@ -977,7 +977,7 @@
           <w14:ligatures w14:val="standardContextual"/>
         </w:rPr>
       </w:pPr>
-      <w:hyperlink w:anchor="_Toc241561158" w:history="1">
+      <w:hyperlink w:anchor="_Toc241604124" w:history="1">
         <w:r>
           <w:rPr>
             <w:rStyle w:val="Hyperlink"/>
@@ -1004,7 +1004,7 @@
             <w:noProof/>
             <w:webHidden/>
           </w:rPr>
-          <w:instrText xml:space="preserve"> PAGEREF _Toc241561158 \h </w:instrText>
+          <w:instrText xml:space="preserve"> PAGEREF _Toc241604124 \h </w:instrText>
         </w:r>
         <w:r>
           <w:rPr>
@@ -1096,7 +1096,7 @@
       <w:r>
         <w:fldChar w:fldCharType="separate"/>
       </w:r>
-      <w:hyperlink w:anchor="_Toc241561159" w:history="1">
+      <w:hyperlink w:anchor="_Toc241604125" w:history="1">
         <w:r>
           <w:rPr>
             <w:rStyle w:val="Hyperlink"/>
@@ -1123,7 +1123,7 @@
             <w:noProof/>
             <w:webHidden/>
           </w:rPr>
-          <w:instrText xml:space="preserve"> PAGEREF _Toc241561159 \h </w:instrText>
+          <w:instrText xml:space="preserve"> PAGEREF _Toc241604125 \h </w:instrText>
         </w:r>
         <w:r>
           <w:rPr>
@@ -1167,7 +1167,7 @@
           <w14:ligatures w14:val="standardContextual"/>
         </w:rPr>
       </w:pPr>
-      <w:hyperlink w:anchor="_Toc241561160" w:history="1">
+      <w:hyperlink w:anchor="_Toc241604126" w:history="1">
         <w:r>
           <w:rPr>
             <w:rStyle w:val="Hyperlink"/>
@@ -1194,7 +1194,7 @@
             <w:noProof/>
             <w:webHidden/>
           </w:rPr>
-          <w:instrText xml:space="preserve"> PAGEREF _Toc241561160 \h </w:instrText>
+          <w:instrText xml:space="preserve"> PAGEREF _Toc241604126 \h </w:instrText>
         </w:r>
         <w:r>
           <w:rPr>
@@ -1238,7 +1238,7 @@
           <w14:ligatures w14:val="standardContextual"/>
         </w:rPr>
       </w:pPr>
-      <w:hyperlink w:anchor="_Toc241561161" w:history="1">
+      <w:hyperlink w:anchor="_Toc241604127" w:history="1">
         <w:r>
           <w:rPr>
             <w:rStyle w:val="Hyperlink"/>
@@ -1265,7 +1265,7 @@
             <w:noProof/>
             <w:webHidden/>
           </w:rPr>
-          <w:instrText xml:space="preserve"> PAGEREF _Toc241561161 \h </w:instrText>
+          <w:instrText xml:space="preserve"> PAGEREF _Toc241604127 \h </w:instrText>
         </w:r>
         <w:r>
           <w:rPr>
@@ -1309,7 +1309,7 @@
           <w14:ligatures w14:val="standardContextual"/>
         </w:rPr>
       </w:pPr>
-      <w:hyperlink w:anchor="_Toc241561162" w:history="1">
+      <w:hyperlink w:anchor="_Toc241604128" w:history="1">
         <w:r>
           <w:rPr>
             <w:rStyle w:val="Hyperlink"/>
@@ -1336,7 +1336,7 @@
             <w:noProof/>
             <w:webHidden/>
           </w:rPr>
-          <w:instrText xml:space="preserve"> PAGEREF _Toc241561162 \h </w:instrText>
+          <w:instrText xml:space="preserve"> PAGEREF _Toc241604128 \h </w:instrText>
         </w:r>
         <w:r>
           <w:rPr>
@@ -1380,7 +1380,7 @@
           <w14:ligatures w14:val="standardContextual"/>
         </w:rPr>
       </w:pPr>
-      <w:hyperlink w:anchor="_Toc241561163" w:history="1">
+      <w:hyperlink w:anchor="_Toc241604129" w:history="1">
         <w:r>
           <w:rPr>
             <w:rStyle w:val="Hyperlink"/>
@@ -1407,7 +1407,7 @@
             <w:noProof/>
             <w:webHidden/>
           </w:rPr>
-          <w:instrText xml:space="preserve"> PAGEREF _Toc241561163 \h </w:instrText>
+          <w:instrText xml:space="preserve"> PAGEREF _Toc241604129 \h </w:instrText>
         </w:r>
         <w:r>
           <w:rPr>
@@ -1506,7 +1506,7 @@
       <w:r>
         <w:fldChar w:fldCharType="separate"/>
       </w:r>
-      <w:hyperlink w:anchor="_Toc241561145" w:history="1">
+      <w:hyperlink w:anchor="_Toc241604111" w:history="1">
         <w:r>
           <w:rPr>
             <w:rStyle w:val="Hyperlink"/>
@@ -1533,7 +1533,7 @@
             <w:noProof/>
             <w:webHidden/>
           </w:rPr>
-          <w:instrText xml:space="preserve"> PAGEREF _Toc241561145 \h </w:instrText>
+          <w:instrText xml:space="preserve"> PAGEREF _Toc241604111 \h </w:instrText>
         </w:r>
         <w:r>
           <w:rPr>
@@ -1576,7 +1576,7 @@
           <w14:ligatures w14:val="standardContextual"/>
         </w:rPr>
       </w:pPr>
-      <w:hyperlink w:anchor="_Toc241561146" w:history="1">
+      <w:hyperlink w:anchor="_Toc241604112" w:history="1">
         <w:r>
           <w:rPr>
             <w:rStyle w:val="Hyperlink"/>
@@ -1603,7 +1603,7 @@
             <w:noProof/>
             <w:webHidden/>
           </w:rPr>
-          <w:instrText xml:space="preserve"> PAGEREF _Toc241561146 \h </w:instrText>
+          <w:instrText xml:space="preserve"> PAGEREF _Toc241604112 \h </w:instrText>
         </w:r>
         <w:r>
           <w:rPr>
@@ -1644,7 +1644,7 @@
           <w14:ligatures w14:val="standardContextual"/>
         </w:rPr>
       </w:pPr>
-      <w:hyperlink w:anchor="_Toc241561147" w:history="1">
+      <w:hyperlink w:anchor="_Toc241604113" w:history="1">
         <w:r>
           <w:rPr>
             <w:rStyle w:val="Hyperlink"/>
@@ -1671,7 +1671,7 @@
             <w:noProof/>
             <w:webHidden/>
           </w:rPr>
-          <w:instrText xml:space="preserve"> PAGEREF _Toc241561147 \h </w:instrText>
+          <w:instrText xml:space="preserve"> PAGEREF _Toc241604113 \h </w:instrText>
         </w:r>
         <w:r>
           <w:rPr>
@@ -1712,7 +1712,7 @@
           <w14:ligatures w14:val="standardContextual"/>
         </w:rPr>
       </w:pPr>
-      <w:hyperlink w:anchor="_Toc241561148" w:history="1">
+      <w:hyperlink w:anchor="_Toc241604114" w:history="1">
         <w:r>
           <w:rPr>
             <w:rStyle w:val="Hyperlink"/>
@@ -1739,7 +1739,7 @@
             <w:noProof/>
             <w:webHidden/>
           </w:rPr>
-          <w:instrText xml:space="preserve"> PAGEREF _Toc241561148 \h </w:instrText>
+          <w:instrText xml:space="preserve"> PAGEREF _Toc241604114 \h </w:instrText>
         </w:r>
         <w:r>
           <w:rPr>
@@ -1780,7 +1780,7 @@
           <w14:ligatures w14:val="standardContextual"/>
         </w:rPr>
       </w:pPr>
-      <w:hyperlink w:anchor="_Toc241561149" w:history="1">
+      <w:hyperlink w:anchor="_Toc241604115" w:history="1">
         <w:r>
           <w:rPr>
             <w:rStyle w:val="Hyperlink"/>
@@ -1807,7 +1807,7 @@
             <w:noProof/>
             <w:webHidden/>
           </w:rPr>
-          <w:instrText xml:space="preserve"> PAGEREF _Toc241561149 \h </w:instrText>
+          <w:instrText xml:space="preserve"> PAGEREF _Toc241604115 \h </w:instrText>
         </w:r>
         <w:r>
           <w:rPr>
@@ -1848,7 +1848,7 @@
           <w14:ligatures w14:val="standardContextual"/>
         </w:rPr>
       </w:pPr>
-      <w:hyperlink w:anchor="_Toc241561150" w:history="1">
+      <w:hyperlink w:anchor="_Toc241604116" w:history="1">
         <w:r>
           <w:rPr>
             <w:rStyle w:val="Hyperlink"/>
@@ -1875,7 +1875,7 @@
             <w:noProof/>
             <w:webHidden/>
           </w:rPr>
-          <w:instrText xml:space="preserve"> PAGEREF _Toc241561150 \h </w:instrText>
+          <w:instrText xml:space="preserve"> PAGEREF _Toc241604116 \h </w:instrText>
         </w:r>
         <w:r>
           <w:rPr>
@@ -1916,7 +1916,7 @@
           <w14:ligatures w14:val="standardContextual"/>
         </w:rPr>
       </w:pPr>
-      <w:hyperlink w:anchor="_Toc241561151" w:history="1">
+      <w:hyperlink w:anchor="_Toc241604117" w:history="1">
         <w:r>
           <w:rPr>
             <w:rStyle w:val="Hyperlink"/>
@@ -1943,7 +1943,7 @@
             <w:noProof/>
             <w:webHidden/>
           </w:rPr>
-          <w:instrText xml:space="preserve"> PAGEREF _Toc241561151 \h </w:instrText>
+          <w:instrText xml:space="preserve"> PAGEREF _Toc241604117 \h </w:instrText>
         </w:r>
         <w:r>
           <w:rPr>
@@ -1986,7 +1986,7 @@
           <w14:ligatures w14:val="standardContextual"/>
         </w:rPr>
       </w:pPr>
-      <w:hyperlink w:anchor="_Toc241561152" w:history="1">
+      <w:hyperlink w:anchor="_Toc241604118" w:history="1">
         <w:r>
           <w:rPr>
             <w:rStyle w:val="Hyperlink"/>
@@ -2013,7 +2013,7 @@
             <w:noProof/>
             <w:webHidden/>
           </w:rPr>
-          <w:instrText xml:space="preserve"> PAGEREF _Toc241561152 \h </w:instrText>
+          <w:instrText xml:space="preserve"> PAGEREF _Toc241604118 \h </w:instrText>
         </w:r>
         <w:r>
           <w:rPr>
@@ -2056,7 +2056,7 @@
           <w14:ligatures w14:val="standardContextual"/>
         </w:rPr>
       </w:pPr>
-      <w:hyperlink w:anchor="_Toc241561153" w:history="1">
+      <w:hyperlink w:anchor="_Toc241604119" w:history="1">
         <w:r>
           <w:rPr>
             <w:rStyle w:val="Hyperlink"/>
@@ -2083,7 +2083,7 @@
             <w:noProof/>
             <w:webHidden/>
           </w:rPr>
-          <w:instrText xml:space="preserve"> PAGEREF _Toc241561153 \h </w:instrText>
+          <w:instrText xml:space="preserve"> PAGEREF _Toc241604119 \h </w:instrText>
         </w:r>
         <w:r>
           <w:rPr>
@@ -2132,7 +2132,7 @@
       <w:pPr>
         <w:pStyle w:val="1ttulonivel1"/>
       </w:pPr>
-      <w:bookmarkStart w:id="0" w:name="_Toc241561145"/>
+      <w:bookmarkStart w:id="0" w:name="_Toc241604111"/>
       <w:r>
         <w:lastRenderedPageBreak/>
         <w:t>1 Introdução</w:t>
@@ -2202,7 +2202,7 @@
       <w:pPr>
         <w:pStyle w:val="1ttulonivel1"/>
       </w:pPr>
-      <w:bookmarkStart w:id="1" w:name="_Toc241561146"/>
+      <w:bookmarkStart w:id="1" w:name="_Toc241604112"/>
       <w:r>
         <w:lastRenderedPageBreak/>
         <w:t>2 Desenvolvimento</w:t>
@@ -2213,7 +2213,7 @@
       <w:pPr>
         <w:pStyle w:val="2ttulonivel2"/>
       </w:pPr>
-      <w:bookmarkStart w:id="2" w:name="_Toc241561147"/>
+      <w:bookmarkStart w:id="2" w:name="_Toc241604113"/>
       <w:r>
         <w:t>2.1 Objetivos</w:t>
       </w:r>
@@ -2288,7 +2288,7 @@
       <w:pPr>
         <w:pStyle w:val="2ttulonivel2"/>
       </w:pPr>
-      <w:bookmarkStart w:id="3" w:name="_Toc241561148"/>
+      <w:bookmarkStart w:id="3" w:name="_Toc241604114"/>
       <w:r>
         <w:t>2.2 Justificativa e delimitação do problema</w:t>
       </w:r>
@@ -2378,7 +2378,7 @@
       <w:pPr>
         <w:pStyle w:val="2ttulonivel2"/>
       </w:pPr>
-      <w:bookmarkStart w:id="4" w:name="_Toc241561149"/>
+      <w:bookmarkStart w:id="4" w:name="_Toc241604115"/>
       <w:r>
         <w:t>2.3 Fundamentação teórica</w:t>
       </w:r>
@@ -2504,7 +2504,7 @@
       <w:pPr>
         <w:pStyle w:val="2ttulonivel2"/>
       </w:pPr>
-      <w:bookmarkStart w:id="5" w:name="_Toc241561150"/>
+      <w:bookmarkStart w:id="5" w:name="_Toc241604116"/>
       <w:r>
         <w:lastRenderedPageBreak/>
         <w:t>2.4 Metodologia</w:t>
@@ -2584,7 +2584,7 @@
         <w:spacing w:after="80" w:line="240" w:lineRule="auto"/>
         <w:jc w:val="left"/>
       </w:pPr>
-      <w:bookmarkStart w:id="6" w:name="_Toc241561159"/>
+      <w:bookmarkStart w:id="6" w:name="_Toc241604125"/>
       <w:r>
         <w:rPr>
           <w:sz w:val="20"/>
@@ -3172,7 +3172,7 @@
         <w:spacing w:after="80" w:line="240" w:lineRule="auto"/>
         <w:jc w:val="center"/>
       </w:pPr>
-      <w:bookmarkStart w:id="7" w:name="_Toc241561154"/>
+      <w:bookmarkStart w:id="7" w:name="_Toc241604120"/>
       <w:r>
         <w:rPr>
           <w:sz w:val="20"/>
@@ -3220,7 +3220,7 @@
           <w:noProof/>
         </w:rPr>
         <w:drawing>
-          <wp:inline distT="0" distB="0" distL="0" distR="0" wp14:anchorId="32F25688" wp14:editId="15EE5B94">
+          <wp:inline distT="0" distB="0" distL="0" distR="0" wp14:anchorId="429478AE" wp14:editId="54E68426">
             <wp:extent cx="5760000" cy="1958400"/>
             <wp:effectExtent l="0" t="0" r="0" b="0"/>
             <wp:docPr id="1" name="Picture 1"/>
@@ -3293,7 +3293,7 @@
         <w:spacing w:after="80" w:line="240" w:lineRule="auto"/>
         <w:jc w:val="left"/>
       </w:pPr>
-      <w:bookmarkStart w:id="8" w:name="_Toc241561160"/>
+      <w:bookmarkStart w:id="8" w:name="_Toc241604126"/>
       <w:r>
         <w:rPr>
           <w:sz w:val="20"/>
@@ -3809,7 +3809,7 @@
       <w:pPr>
         <w:pStyle w:val="2ttulonivel2"/>
       </w:pPr>
-      <w:bookmarkStart w:id="9" w:name="_Toc241561151"/>
+      <w:bookmarkStart w:id="9" w:name="_Toc241604117"/>
       <w:r>
         <w:t>2.5 Resultados preliminares: solução inicial</w:t>
       </w:r>
@@ -3867,7 +3867,7 @@
         <w:spacing w:after="80" w:line="240" w:lineRule="auto"/>
         <w:jc w:val="center"/>
       </w:pPr>
-      <w:bookmarkStart w:id="10" w:name="_Toc241561155"/>
+      <w:bookmarkStart w:id="10" w:name="_Toc241604121"/>
       <w:r>
         <w:rPr>
           <w:sz w:val="20"/>
@@ -3916,7 +3916,7 @@
           <w:noProof/>
         </w:rPr>
         <w:drawing>
-          <wp:inline distT="0" distB="0" distL="0" distR="0" wp14:anchorId="743BEAC5" wp14:editId="39AA75A3">
+          <wp:inline distT="0" distB="0" distL="0" distR="0" wp14:anchorId="2A6896F3" wp14:editId="0973A666">
             <wp:extent cx="5220000" cy="5167800"/>
             <wp:effectExtent l="0" t="0" r="0" b="0"/>
             <wp:docPr id="2" name="Picture 2"/>
@@ -3980,7 +3980,7 @@
         <w:spacing w:after="80" w:line="240" w:lineRule="auto"/>
         <w:jc w:val="left"/>
       </w:pPr>
-      <w:bookmarkStart w:id="11" w:name="_Toc241561161"/>
+      <w:bookmarkStart w:id="11" w:name="_Toc241604127"/>
       <w:r>
         <w:rPr>
           <w:sz w:val="20"/>
@@ -4524,7 +4524,7 @@
         <w:spacing w:after="80" w:line="240" w:lineRule="auto"/>
         <w:jc w:val="center"/>
       </w:pPr>
-      <w:bookmarkStart w:id="12" w:name="_Toc241561156"/>
+      <w:bookmarkStart w:id="12" w:name="_Toc241604122"/>
       <w:r>
         <w:rPr>
           <w:sz w:val="20"/>
@@ -4572,7 +4572,7 @@
           <w:noProof/>
         </w:rPr>
         <w:drawing>
-          <wp:inline distT="0" distB="0" distL="0" distR="0" wp14:anchorId="5B6FC19C" wp14:editId="69635DE1">
+          <wp:inline distT="0" distB="0" distL="0" distR="0" wp14:anchorId="34C33A6C" wp14:editId="40A510E2">
             <wp:extent cx="5220000" cy="4123800"/>
             <wp:effectExtent l="0" t="0" r="0" b="0"/>
             <wp:docPr id="3" name="Picture 3"/>
@@ -4628,7 +4628,7 @@
         <w:spacing w:after="80" w:line="240" w:lineRule="auto"/>
         <w:jc w:val="left"/>
       </w:pPr>
-      <w:bookmarkStart w:id="13" w:name="_Toc241561162"/>
+      <w:bookmarkStart w:id="13" w:name="_Toc241604128"/>
       <w:r>
         <w:rPr>
           <w:sz w:val="20"/>
@@ -5107,7 +5107,7 @@
         <w:spacing w:after="80" w:line="240" w:lineRule="auto"/>
         <w:jc w:val="left"/>
       </w:pPr>
-      <w:bookmarkStart w:id="14" w:name="_Toc241561163"/>
+      <w:bookmarkStart w:id="14" w:name="_Toc241604129"/>
       <w:r>
         <w:rPr>
           <w:sz w:val="20"/>
@@ -5523,7 +5523,7 @@
               <w:rPr>
                 <w:sz w:val="20"/>
               </w:rPr>
-              <w:t>0 semana</w:t>
+              <w:t>0 semanas</w:t>
             </w:r>
           </w:p>
         </w:tc>
@@ -5666,7 +5666,7 @@
         <w:spacing w:after="80" w:line="240" w:lineRule="auto"/>
         <w:jc w:val="center"/>
       </w:pPr>
-      <w:bookmarkStart w:id="15" w:name="_Toc241561157"/>
+      <w:bookmarkStart w:id="15" w:name="_Toc241604123"/>
       <w:r>
         <w:rPr>
           <w:sz w:val="20"/>
@@ -5714,7 +5714,7 @@
           <w:noProof/>
         </w:rPr>
         <w:drawing>
-          <wp:inline distT="0" distB="0" distL="0" distR="0" wp14:anchorId="24156345" wp14:editId="638E226F">
+          <wp:inline distT="0" distB="0" distL="0" distR="0" wp14:anchorId="17858B2A" wp14:editId="793894A9">
             <wp:extent cx="5400000" cy="2835000"/>
             <wp:effectExtent l="0" t="0" r="0" b="0"/>
             <wp:docPr id="4" name="Picture 4"/>
@@ -5811,7 +5811,7 @@
         <w:spacing w:after="80" w:line="240" w:lineRule="auto"/>
         <w:jc w:val="center"/>
       </w:pPr>
-      <w:bookmarkStart w:id="16" w:name="_Toc241561158"/>
+      <w:bookmarkStart w:id="16" w:name="_Toc241604124"/>
       <w:r>
         <w:rPr>
           <w:sz w:val="20"/>
@@ -5859,7 +5859,7 @@
           <w:noProof/>
         </w:rPr>
         <w:drawing>
-          <wp:inline distT="0" distB="0" distL="0" distR="0" wp14:anchorId="5ECBEA64" wp14:editId="4FEBF803">
+          <wp:inline distT="0" distB="0" distL="0" distR="0" wp14:anchorId="0AABFF66" wp14:editId="0371A408">
             <wp:extent cx="5220000" cy="3680100"/>
             <wp:effectExtent l="0" t="0" r="0" b="0"/>
             <wp:docPr id="5" name="Picture 5"/>
@@ -5929,7 +5929,7 @@
         <w:t>verificada com o axe-core (regras WCAG 2.0 e 2.1, níveis A e AA), sem violações, e complementada por medição direta: todos os textos têm contraste entre 7,2:1 e 17,4:1 (o mínimo AA é 4,5:1) e as cores dos gráficos têm no mínimo 4,9:1 contra o fundo (o mínimo para elementos não textuais é 3:1). A navegação por teclado foi testada: há link para pular ao conteúdo, os botões de tabela funcionam com a tecla Enter e informam o estado aberto ou fechado ao leitor de tela, e o foco tem contorno visível. Em</w:t>
       </w:r>
       <w:r>
-        <w:t xml:space="preserve"> tela de celular (375 pixels) não há rolagem horizontal. Ferramentas automáticas não substituem o teste com usuários de tecnologia assistiva, que será buscado na aplicação do questionário. O código está versionado em Git desde o início, com 35 registros (</w:t>
+        <w:t xml:space="preserve"> tela de celular (375 pixels) não há rolagem horizontal. Ferramentas automáticas não substituem o teste com usuários de tecnologia assistiva, que será buscado na aplicação do questionário. O código está versionado em Git desde o início, com 38 registros (</w:t>
       </w:r>
       <w:r>
         <w:rPr>
@@ -5959,7 +5959,7 @@
       <w:pPr>
         <w:pStyle w:val="1ttulonivel1"/>
       </w:pPr>
-      <w:bookmarkStart w:id="17" w:name="_Toc241561152"/>
+      <w:bookmarkStart w:id="17" w:name="_Toc241604118"/>
       <w:r>
         <w:lastRenderedPageBreak/>
         <w:t>Referências</w:t>
@@ -6226,7 +6226,7 @@
       <w:pPr>
         <w:pStyle w:val="1ttulonivel1"/>
       </w:pPr>
-      <w:bookmarkStart w:id="18" w:name="_Toc241561153"/>
+      <w:bookmarkStart w:id="18" w:name="_Toc241604119"/>
       <w:r>
         <w:lastRenderedPageBreak/>
         <w:t>Apêndice A – Questionário de avaliação do painel</w:t>
@@ -8877,7 +8877,7 @@
     <w:next w:val="Normal"/>
     <w:uiPriority w:val="99"/>
     <w:unhideWhenUsed/>
-    <w:rsid w:val="00A54E3E"/>
+    <w:rsid w:val="00A80E4D"/>
   </w:style>
 </w:styles>
 </file>

--- a/docs/relatorio/Relatorio_Parcial_PI2.docx
+++ b/docs/relatorio/Relatorio_Parcial_PI2.docx
@@ -693,7 +693,7 @@
       <w:r>
         <w:fldChar w:fldCharType="separate"/>
       </w:r>
-      <w:hyperlink w:anchor="_Toc241604120" w:history="1">
+      <w:hyperlink w:anchor="_Toc241607331" w:history="1">
         <w:r>
           <w:rPr>
             <w:rStyle w:val="Hyperlink"/>
@@ -720,7 +720,7 @@
             <w:noProof/>
             <w:webHidden/>
           </w:rPr>
-          <w:instrText xml:space="preserve"> PAGEREF _Toc241604120 \h </w:instrText>
+          <w:instrText xml:space="preserve"> PAGEREF _Toc241607331 \h </w:instrText>
         </w:r>
         <w:r>
           <w:rPr>
@@ -764,7 +764,7 @@
           <w14:ligatures w14:val="standardContextual"/>
         </w:rPr>
       </w:pPr>
-      <w:hyperlink w:anchor="_Toc241604121" w:history="1">
+      <w:hyperlink w:anchor="_Toc241607332" w:history="1">
         <w:r>
           <w:rPr>
             <w:rStyle w:val="Hyperlink"/>
@@ -791,7 +791,7 @@
             <w:noProof/>
             <w:webHidden/>
           </w:rPr>
-          <w:instrText xml:space="preserve"> PAGEREF _Toc241604121 \h </w:instrText>
+          <w:instrText xml:space="preserve"> PAGEREF _Toc241607332 \h </w:instrText>
         </w:r>
         <w:r>
           <w:rPr>
@@ -835,7 +835,7 @@
           <w14:ligatures w14:val="standardContextual"/>
         </w:rPr>
       </w:pPr>
-      <w:hyperlink w:anchor="_Toc241604122" w:history="1">
+      <w:hyperlink w:anchor="_Toc241607333" w:history="1">
         <w:r>
           <w:rPr>
             <w:rStyle w:val="Hyperlink"/>
@@ -862,7 +862,7 @@
             <w:noProof/>
             <w:webHidden/>
           </w:rPr>
-          <w:instrText xml:space="preserve"> PAGEREF _Toc241604122 \h </w:instrText>
+          <w:instrText xml:space="preserve"> PAGEREF _Toc241607333 \h </w:instrText>
         </w:r>
         <w:r>
           <w:rPr>
@@ -906,7 +906,7 @@
           <w14:ligatures w14:val="standardContextual"/>
         </w:rPr>
       </w:pPr>
-      <w:hyperlink w:anchor="_Toc241604123" w:history="1">
+      <w:hyperlink w:anchor="_Toc241607334" w:history="1">
         <w:r>
           <w:rPr>
             <w:rStyle w:val="Hyperlink"/>
@@ -933,7 +933,7 @@
             <w:noProof/>
             <w:webHidden/>
           </w:rPr>
-          <w:instrText xml:space="preserve"> PAGEREF _Toc241604123 \h </w:instrText>
+          <w:instrText xml:space="preserve"> PAGEREF _Toc241607334 \h </w:instrText>
         </w:r>
         <w:r>
           <w:rPr>
@@ -977,7 +977,7 @@
           <w14:ligatures w14:val="standardContextual"/>
         </w:rPr>
       </w:pPr>
-      <w:hyperlink w:anchor="_Toc241604124" w:history="1">
+      <w:hyperlink w:anchor="_Toc241607335" w:history="1">
         <w:r>
           <w:rPr>
             <w:rStyle w:val="Hyperlink"/>
@@ -1004,7 +1004,7 @@
             <w:noProof/>
             <w:webHidden/>
           </w:rPr>
-          <w:instrText xml:space="preserve"> PAGEREF _Toc241604124 \h </w:instrText>
+          <w:instrText xml:space="preserve"> PAGEREF _Toc241607335 \h </w:instrText>
         </w:r>
         <w:r>
           <w:rPr>
@@ -1096,7 +1096,7 @@
       <w:r>
         <w:fldChar w:fldCharType="separate"/>
       </w:r>
-      <w:hyperlink w:anchor="_Toc241604125" w:history="1">
+      <w:hyperlink w:anchor="_Toc241607336" w:history="1">
         <w:r>
           <w:rPr>
             <w:rStyle w:val="Hyperlink"/>
@@ -1123,7 +1123,7 @@
             <w:noProof/>
             <w:webHidden/>
           </w:rPr>
-          <w:instrText xml:space="preserve"> PAGEREF _Toc241604125 \h </w:instrText>
+          <w:instrText xml:space="preserve"> PAGEREF _Toc241607336 \h </w:instrText>
         </w:r>
         <w:r>
           <w:rPr>
@@ -1167,7 +1167,7 @@
           <w14:ligatures w14:val="standardContextual"/>
         </w:rPr>
       </w:pPr>
-      <w:hyperlink w:anchor="_Toc241604126" w:history="1">
+      <w:hyperlink w:anchor="_Toc241607337" w:history="1">
         <w:r>
           <w:rPr>
             <w:rStyle w:val="Hyperlink"/>
@@ -1194,7 +1194,7 @@
             <w:noProof/>
             <w:webHidden/>
           </w:rPr>
-          <w:instrText xml:space="preserve"> PAGEREF _Toc241604126 \h </w:instrText>
+          <w:instrText xml:space="preserve"> PAGEREF _Toc241607337 \h </w:instrText>
         </w:r>
         <w:r>
           <w:rPr>
@@ -1238,7 +1238,7 @@
           <w14:ligatures w14:val="standardContextual"/>
         </w:rPr>
       </w:pPr>
-      <w:hyperlink w:anchor="_Toc241604127" w:history="1">
+      <w:hyperlink w:anchor="_Toc241607338" w:history="1">
         <w:r>
           <w:rPr>
             <w:rStyle w:val="Hyperlink"/>
@@ -1265,7 +1265,7 @@
             <w:noProof/>
             <w:webHidden/>
           </w:rPr>
-          <w:instrText xml:space="preserve"> PAGEREF _Toc241604127 \h </w:instrText>
+          <w:instrText xml:space="preserve"> PAGEREF _Toc241607338 \h </w:instrText>
         </w:r>
         <w:r>
           <w:rPr>
@@ -1309,7 +1309,7 @@
           <w14:ligatures w14:val="standardContextual"/>
         </w:rPr>
       </w:pPr>
-      <w:hyperlink w:anchor="_Toc241604128" w:history="1">
+      <w:hyperlink w:anchor="_Toc241607339" w:history="1">
         <w:r>
           <w:rPr>
             <w:rStyle w:val="Hyperlink"/>
@@ -1336,7 +1336,7 @@
             <w:noProof/>
             <w:webHidden/>
           </w:rPr>
-          <w:instrText xml:space="preserve"> PAGEREF _Toc241604128 \h </w:instrText>
+          <w:instrText xml:space="preserve"> PAGEREF _Toc241607339 \h </w:instrText>
         </w:r>
         <w:r>
           <w:rPr>
@@ -1380,7 +1380,7 @@
           <w14:ligatures w14:val="standardContextual"/>
         </w:rPr>
       </w:pPr>
-      <w:hyperlink w:anchor="_Toc241604129" w:history="1">
+      <w:hyperlink w:anchor="_Toc241607340" w:history="1">
         <w:r>
           <w:rPr>
             <w:rStyle w:val="Hyperlink"/>
@@ -1407,7 +1407,7 @@
             <w:noProof/>
             <w:webHidden/>
           </w:rPr>
-          <w:instrText xml:space="preserve"> PAGEREF _Toc241604129 \h </w:instrText>
+          <w:instrText xml:space="preserve"> PAGEREF _Toc241607340 \h </w:instrText>
         </w:r>
         <w:r>
           <w:rPr>
@@ -1506,7 +1506,7 @@
       <w:r>
         <w:fldChar w:fldCharType="separate"/>
       </w:r>
-      <w:hyperlink w:anchor="_Toc241604111" w:history="1">
+      <w:hyperlink w:anchor="_Toc241607322" w:history="1">
         <w:r>
           <w:rPr>
             <w:rStyle w:val="Hyperlink"/>
@@ -1533,7 +1533,7 @@
             <w:noProof/>
             <w:webHidden/>
           </w:rPr>
-          <w:instrText xml:space="preserve"> PAGEREF _Toc241604111 \h </w:instrText>
+          <w:instrText xml:space="preserve"> PAGEREF _Toc241607322 \h </w:instrText>
         </w:r>
         <w:r>
           <w:rPr>
@@ -1576,7 +1576,7 @@
           <w14:ligatures w14:val="standardContextual"/>
         </w:rPr>
       </w:pPr>
-      <w:hyperlink w:anchor="_Toc241604112" w:history="1">
+      <w:hyperlink w:anchor="_Toc241607323" w:history="1">
         <w:r>
           <w:rPr>
             <w:rStyle w:val="Hyperlink"/>
@@ -1603,7 +1603,7 @@
             <w:noProof/>
             <w:webHidden/>
           </w:rPr>
-          <w:instrText xml:space="preserve"> PAGEREF _Toc241604112 \h </w:instrText>
+          <w:instrText xml:space="preserve"> PAGEREF _Toc241607323 \h </w:instrText>
         </w:r>
         <w:r>
           <w:rPr>
@@ -1644,7 +1644,7 @@
           <w14:ligatures w14:val="standardContextual"/>
         </w:rPr>
       </w:pPr>
-      <w:hyperlink w:anchor="_Toc241604113" w:history="1">
+      <w:hyperlink w:anchor="_Toc241607324" w:history="1">
         <w:r>
           <w:rPr>
             <w:rStyle w:val="Hyperlink"/>
@@ -1671,7 +1671,7 @@
             <w:noProof/>
             <w:webHidden/>
           </w:rPr>
-          <w:instrText xml:space="preserve"> PAGEREF _Toc241604113 \h </w:instrText>
+          <w:instrText xml:space="preserve"> PAGEREF _Toc241607324 \h </w:instrText>
         </w:r>
         <w:r>
           <w:rPr>
@@ -1712,7 +1712,7 @@
           <w14:ligatures w14:val="standardContextual"/>
         </w:rPr>
       </w:pPr>
-      <w:hyperlink w:anchor="_Toc241604114" w:history="1">
+      <w:hyperlink w:anchor="_Toc241607325" w:history="1">
         <w:r>
           <w:rPr>
             <w:rStyle w:val="Hyperlink"/>
@@ -1739,7 +1739,7 @@
             <w:noProof/>
             <w:webHidden/>
           </w:rPr>
-          <w:instrText xml:space="preserve"> PAGEREF _Toc241604114 \h </w:instrText>
+          <w:instrText xml:space="preserve"> PAGEREF _Toc241607325 \h </w:instrText>
         </w:r>
         <w:r>
           <w:rPr>
@@ -1780,7 +1780,7 @@
           <w14:ligatures w14:val="standardContextual"/>
         </w:rPr>
       </w:pPr>
-      <w:hyperlink w:anchor="_Toc241604115" w:history="1">
+      <w:hyperlink w:anchor="_Toc241607326" w:history="1">
         <w:r>
           <w:rPr>
             <w:rStyle w:val="Hyperlink"/>
@@ -1807,7 +1807,7 @@
             <w:noProof/>
             <w:webHidden/>
           </w:rPr>
-          <w:instrText xml:space="preserve"> PAGEREF _Toc241604115 \h </w:instrText>
+          <w:instrText xml:space="preserve"> PAGEREF _Toc241607326 \h </w:instrText>
         </w:r>
         <w:r>
           <w:rPr>
@@ -1848,7 +1848,7 @@
           <w14:ligatures w14:val="standardContextual"/>
         </w:rPr>
       </w:pPr>
-      <w:hyperlink w:anchor="_Toc241604116" w:history="1">
+      <w:hyperlink w:anchor="_Toc241607327" w:history="1">
         <w:r>
           <w:rPr>
             <w:rStyle w:val="Hyperlink"/>
@@ -1875,7 +1875,7 @@
             <w:noProof/>
             <w:webHidden/>
           </w:rPr>
-          <w:instrText xml:space="preserve"> PAGEREF _Toc241604116 \h </w:instrText>
+          <w:instrText xml:space="preserve"> PAGEREF _Toc241607327 \h </w:instrText>
         </w:r>
         <w:r>
           <w:rPr>
@@ -1916,7 +1916,7 @@
           <w14:ligatures w14:val="standardContextual"/>
         </w:rPr>
       </w:pPr>
-      <w:hyperlink w:anchor="_Toc241604117" w:history="1">
+      <w:hyperlink w:anchor="_Toc241607328" w:history="1">
         <w:r>
           <w:rPr>
             <w:rStyle w:val="Hyperlink"/>
@@ -1943,7 +1943,7 @@
             <w:noProof/>
             <w:webHidden/>
           </w:rPr>
-          <w:instrText xml:space="preserve"> PAGEREF _Toc241604117 \h </w:instrText>
+          <w:instrText xml:space="preserve"> PAGEREF _Toc241607328 \h </w:instrText>
         </w:r>
         <w:r>
           <w:rPr>
@@ -1986,7 +1986,7 @@
           <w14:ligatures w14:val="standardContextual"/>
         </w:rPr>
       </w:pPr>
-      <w:hyperlink w:anchor="_Toc241604118" w:history="1">
+      <w:hyperlink w:anchor="_Toc241607329" w:history="1">
         <w:r>
           <w:rPr>
             <w:rStyle w:val="Hyperlink"/>
@@ -2013,7 +2013,7 @@
             <w:noProof/>
             <w:webHidden/>
           </w:rPr>
-          <w:instrText xml:space="preserve"> PAGEREF _Toc241604118 \h </w:instrText>
+          <w:instrText xml:space="preserve"> PAGEREF _Toc241607329 \h </w:instrText>
         </w:r>
         <w:r>
           <w:rPr>
@@ -2056,7 +2056,7 @@
           <w14:ligatures w14:val="standardContextual"/>
         </w:rPr>
       </w:pPr>
-      <w:hyperlink w:anchor="_Toc241604119" w:history="1">
+      <w:hyperlink w:anchor="_Toc241607330" w:history="1">
         <w:r>
           <w:rPr>
             <w:rStyle w:val="Hyperlink"/>
@@ -2083,7 +2083,7 @@
             <w:noProof/>
             <w:webHidden/>
           </w:rPr>
-          <w:instrText xml:space="preserve"> PAGEREF _Toc241604119 \h </w:instrText>
+          <w:instrText xml:space="preserve"> PAGEREF _Toc241607330 \h </w:instrText>
         </w:r>
         <w:r>
           <w:rPr>
@@ -2132,7 +2132,7 @@
       <w:pPr>
         <w:pStyle w:val="1ttulonivel1"/>
       </w:pPr>
-      <w:bookmarkStart w:id="0" w:name="_Toc241604111"/>
+      <w:bookmarkStart w:id="0" w:name="_Toc241607322"/>
       <w:r>
         <w:lastRenderedPageBreak/>
         <w:t>1 Introdução</w:t>
@@ -2202,7 +2202,7 @@
       <w:pPr>
         <w:pStyle w:val="1ttulonivel1"/>
       </w:pPr>
-      <w:bookmarkStart w:id="1" w:name="_Toc241604112"/>
+      <w:bookmarkStart w:id="1" w:name="_Toc241607323"/>
       <w:r>
         <w:lastRenderedPageBreak/>
         <w:t>2 Desenvolvimento</w:t>
@@ -2213,7 +2213,7 @@
       <w:pPr>
         <w:pStyle w:val="2ttulonivel2"/>
       </w:pPr>
-      <w:bookmarkStart w:id="2" w:name="_Toc241604113"/>
+      <w:bookmarkStart w:id="2" w:name="_Toc241607324"/>
       <w:r>
         <w:t>2.1 Objetivos</w:t>
       </w:r>
@@ -2288,7 +2288,7 @@
       <w:pPr>
         <w:pStyle w:val="2ttulonivel2"/>
       </w:pPr>
-      <w:bookmarkStart w:id="3" w:name="_Toc241604114"/>
+      <w:bookmarkStart w:id="3" w:name="_Toc241607325"/>
       <w:r>
         <w:t>2.2 Justificativa e delimitação do problema</w:t>
       </w:r>
@@ -2378,7 +2378,7 @@
       <w:pPr>
         <w:pStyle w:val="2ttulonivel2"/>
       </w:pPr>
-      <w:bookmarkStart w:id="4" w:name="_Toc241604115"/>
+      <w:bookmarkStart w:id="4" w:name="_Toc241607326"/>
       <w:r>
         <w:t>2.3 Fundamentação teórica</w:t>
       </w:r>
@@ -2504,7 +2504,7 @@
       <w:pPr>
         <w:pStyle w:val="2ttulonivel2"/>
       </w:pPr>
-      <w:bookmarkStart w:id="5" w:name="_Toc241604116"/>
+      <w:bookmarkStart w:id="5" w:name="_Toc241607327"/>
       <w:r>
         <w:lastRenderedPageBreak/>
         <w:t>2.4 Metodologia</w:t>
@@ -2584,7 +2584,7 @@
         <w:spacing w:after="80" w:line="240" w:lineRule="auto"/>
         <w:jc w:val="left"/>
       </w:pPr>
-      <w:bookmarkStart w:id="6" w:name="_Toc241604125"/>
+      <w:bookmarkStart w:id="6" w:name="_Toc241607336"/>
       <w:r>
         <w:rPr>
           <w:sz w:val="20"/>
@@ -3172,7 +3172,7 @@
         <w:spacing w:after="80" w:line="240" w:lineRule="auto"/>
         <w:jc w:val="center"/>
       </w:pPr>
-      <w:bookmarkStart w:id="7" w:name="_Toc241604120"/>
+      <w:bookmarkStart w:id="7" w:name="_Toc241607331"/>
       <w:r>
         <w:rPr>
           <w:sz w:val="20"/>
@@ -3220,7 +3220,7 @@
           <w:noProof/>
         </w:rPr>
         <w:drawing>
-          <wp:inline distT="0" distB="0" distL="0" distR="0" wp14:anchorId="429478AE" wp14:editId="54E68426">
+          <wp:inline distT="0" distB="0" distL="0" distR="0" wp14:anchorId="1F4C4391" wp14:editId="4BC8D7F5">
             <wp:extent cx="5760000" cy="1958400"/>
             <wp:effectExtent l="0" t="0" r="0" b="0"/>
             <wp:docPr id="1" name="Picture 1"/>
@@ -3293,7 +3293,7 @@
         <w:spacing w:after="80" w:line="240" w:lineRule="auto"/>
         <w:jc w:val="left"/>
       </w:pPr>
-      <w:bookmarkStart w:id="8" w:name="_Toc241604126"/>
+      <w:bookmarkStart w:id="8" w:name="_Toc241607337"/>
       <w:r>
         <w:rPr>
           <w:sz w:val="20"/>
@@ -3809,7 +3809,7 @@
       <w:pPr>
         <w:pStyle w:val="2ttulonivel2"/>
       </w:pPr>
-      <w:bookmarkStart w:id="9" w:name="_Toc241604117"/>
+      <w:bookmarkStart w:id="9" w:name="_Toc241607328"/>
       <w:r>
         <w:t>2.5 Resultados preliminares: solução inicial</w:t>
       </w:r>
@@ -3867,7 +3867,7 @@
         <w:spacing w:after="80" w:line="240" w:lineRule="auto"/>
         <w:jc w:val="center"/>
       </w:pPr>
-      <w:bookmarkStart w:id="10" w:name="_Toc241604121"/>
+      <w:bookmarkStart w:id="10" w:name="_Toc241607332"/>
       <w:r>
         <w:rPr>
           <w:sz w:val="20"/>
@@ -3916,7 +3916,7 @@
           <w:noProof/>
         </w:rPr>
         <w:drawing>
-          <wp:inline distT="0" distB="0" distL="0" distR="0" wp14:anchorId="2A6896F3" wp14:editId="0973A666">
+          <wp:inline distT="0" distB="0" distL="0" distR="0" wp14:anchorId="7311BA60" wp14:editId="0A27F60E">
             <wp:extent cx="5220000" cy="5167800"/>
             <wp:effectExtent l="0" t="0" r="0" b="0"/>
             <wp:docPr id="2" name="Picture 2"/>
@@ -3980,7 +3980,7 @@
         <w:spacing w:after="80" w:line="240" w:lineRule="auto"/>
         <w:jc w:val="left"/>
       </w:pPr>
-      <w:bookmarkStart w:id="11" w:name="_Toc241604127"/>
+      <w:bookmarkStart w:id="11" w:name="_Toc241607338"/>
       <w:r>
         <w:rPr>
           <w:sz w:val="20"/>
@@ -4524,7 +4524,7 @@
         <w:spacing w:after="80" w:line="240" w:lineRule="auto"/>
         <w:jc w:val="center"/>
       </w:pPr>
-      <w:bookmarkStart w:id="12" w:name="_Toc241604122"/>
+      <w:bookmarkStart w:id="12" w:name="_Toc241607333"/>
       <w:r>
         <w:rPr>
           <w:sz w:val="20"/>
@@ -4572,7 +4572,7 @@
           <w:noProof/>
         </w:rPr>
         <w:drawing>
-          <wp:inline distT="0" distB="0" distL="0" distR="0" wp14:anchorId="34C33A6C" wp14:editId="40A510E2">
+          <wp:inline distT="0" distB="0" distL="0" distR="0" wp14:anchorId="3A173042" wp14:editId="26A31E28">
             <wp:extent cx="5220000" cy="4123800"/>
             <wp:effectExtent l="0" t="0" r="0" b="0"/>
             <wp:docPr id="3" name="Picture 3"/>
@@ -4628,7 +4628,7 @@
         <w:spacing w:after="80" w:line="240" w:lineRule="auto"/>
         <w:jc w:val="left"/>
       </w:pPr>
-      <w:bookmarkStart w:id="13" w:name="_Toc241604128"/>
+      <w:bookmarkStart w:id="13" w:name="_Toc241607339"/>
       <w:r>
         <w:rPr>
           <w:sz w:val="20"/>
@@ -5107,7 +5107,7 @@
         <w:spacing w:after="80" w:line="240" w:lineRule="auto"/>
         <w:jc w:val="left"/>
       </w:pPr>
-      <w:bookmarkStart w:id="14" w:name="_Toc241604129"/>
+      <w:bookmarkStart w:id="14" w:name="_Toc241607340"/>
       <w:r>
         <w:rPr>
           <w:sz w:val="20"/>
@@ -5666,7 +5666,7 @@
         <w:spacing w:after="80" w:line="240" w:lineRule="auto"/>
         <w:jc w:val="center"/>
       </w:pPr>
-      <w:bookmarkStart w:id="15" w:name="_Toc241604123"/>
+      <w:bookmarkStart w:id="15" w:name="_Toc241607334"/>
       <w:r>
         <w:rPr>
           <w:sz w:val="20"/>
@@ -5714,7 +5714,7 @@
           <w:noProof/>
         </w:rPr>
         <w:drawing>
-          <wp:inline distT="0" distB="0" distL="0" distR="0" wp14:anchorId="17858B2A" wp14:editId="793894A9">
+          <wp:inline distT="0" distB="0" distL="0" distR="0" wp14:anchorId="5AC8B7A0" wp14:editId="61395FD2">
             <wp:extent cx="5400000" cy="2835000"/>
             <wp:effectExtent l="0" t="0" r="0" b="0"/>
             <wp:docPr id="4" name="Picture 4"/>
@@ -5811,7 +5811,7 @@
         <w:spacing w:after="80" w:line="240" w:lineRule="auto"/>
         <w:jc w:val="center"/>
       </w:pPr>
-      <w:bookmarkStart w:id="16" w:name="_Toc241604124"/>
+      <w:bookmarkStart w:id="16" w:name="_Toc241607335"/>
       <w:r>
         <w:rPr>
           <w:sz w:val="20"/>
@@ -5859,7 +5859,7 @@
           <w:noProof/>
         </w:rPr>
         <w:drawing>
-          <wp:inline distT="0" distB="0" distL="0" distR="0" wp14:anchorId="0AABFF66" wp14:editId="0371A408">
+          <wp:inline distT="0" distB="0" distL="0" distR="0" wp14:anchorId="711DEE4D" wp14:editId="244BF935">
             <wp:extent cx="5220000" cy="3680100"/>
             <wp:effectExtent l="0" t="0" r="0" b="0"/>
             <wp:docPr id="5" name="Picture 5"/>
@@ -5929,7 +5929,7 @@
         <w:t>verificada com o axe-core (regras WCAG 2.0 e 2.1, níveis A e AA), sem violações, e complementada por medição direta: todos os textos têm contraste entre 7,2:1 e 17,4:1 (o mínimo AA é 4,5:1) e as cores dos gráficos têm no mínimo 4,9:1 contra o fundo (o mínimo para elementos não textuais é 3:1). A navegação por teclado foi testada: há link para pular ao conteúdo, os botões de tabela funcionam com a tecla Enter e informam o estado aberto ou fechado ao leitor de tela, e o foco tem contorno visível. Em</w:t>
       </w:r>
       <w:r>
-        <w:t xml:space="preserve"> tela de celular (375 pixels) não há rolagem horizontal. Ferramentas automáticas não substituem o teste com usuários de tecnologia assistiva, que será buscado na aplicação do questionário. O código está versionado em Git desde o início, com 38 registros (</w:t>
+        <w:t xml:space="preserve"> tela de celular (375 pixels) não há rolagem horizontal. Ferramentas automáticas não substituem o teste com usuários de tecnologia assistiva, que será buscado na aplicação do questionário. O código está versionado em Git desde o início, com 41 registros (</w:t>
       </w:r>
       <w:r>
         <w:rPr>
@@ -5938,7 +5938,10 @@
         <w:t>commits</w:t>
       </w:r>
       <w:r>
-        <w:t>) descritivos até a data deste relatório.</w:t>
+        <w:t>) descritivos até a data deste relatório, publicados em repositório público no GitHub (https://github.com/GustavoTreymann/painel-dengue-marilia). O painel está em produção no Render (https://painel-dengue-marilia.onrender.com), com banco PostgreSQL no Neon, ambos em planos gratuitos. A primeira ingestão em nuvem, em 29/09/2026, já incorporou a semana 38 de 2026, publicada pelo InfoDengue depois do recorte usado nesta análise; por isso os totais exibidos no painel podem diferir levemente dos apresentados nas</w:t>
+      </w:r>
+      <w:r>
+        <w:t xml:space="preserve"> tabelas deste relatório.</w:t>
       </w:r>
     </w:p>
     <w:p>
@@ -5952,14 +5955,14 @@
         <w:t>Próximos passos.</w:t>
       </w:r>
       <w:r>
-        <w:t xml:space="preserve"> Até a entrega final estão previstos: (a) publicação do repositório no GitHub e do painel no Render, com banco no Neon; (b) aplicação do questionário do Apêndice A a moradores e profissionais de saúde, para avaliar a compreensão do painel e coletar sugestões; (c) teste do painel com leitor de tela (NVDA); e (d) incorporação das devolutivas ao painel e ao relatório final.</w:t>
+        <w:t xml:space="preserve"> Até a entrega final estão previstos: (a) aplicação do questionário do Apêndice A a moradores e profissionais de saúde, para avaliar a compreensão do painel e coletar sugestões; (b) teste do painel com leitor de tela (NVDA); e (c) incorporação das devolutivas ao painel e ao relatório final.</w:t>
       </w:r>
     </w:p>
     <w:p>
       <w:pPr>
         <w:pStyle w:val="1ttulonivel1"/>
       </w:pPr>
-      <w:bookmarkStart w:id="17" w:name="_Toc241604118"/>
+      <w:bookmarkStart w:id="17" w:name="_Toc241607329"/>
       <w:r>
         <w:lastRenderedPageBreak/>
         <w:t>Referências</w:t>
@@ -6226,7 +6229,7 @@
       <w:pPr>
         <w:pStyle w:val="1ttulonivel1"/>
       </w:pPr>
-      <w:bookmarkStart w:id="18" w:name="_Toc241604119"/>
+      <w:bookmarkStart w:id="18" w:name="_Toc241607330"/>
       <w:r>
         <w:lastRenderedPageBreak/>
         <w:t>Apêndice A – Questionário de avaliação do painel</w:t>
@@ -8877,7 +8880,7 @@
     <w:next w:val="Normal"/>
     <w:uiPriority w:val="99"/>
     <w:unhideWhenUsed/>
-    <w:rsid w:val="00A80E4D"/>
+    <w:rsid w:val="00F67178"/>
   </w:style>
 </w:styles>
 </file>
